--- a/company/Ecosistemi/02-INFO-BUSINESS/Workflow/libri-performanti-multiagente/LIBRI/in_lavorazione/proof-of-murder/Proof_of_Murder.docx
+++ b/company/Ecosistemi/02-INFO-BUSINESS/Workflow/libri-performanti-multiagente/LIBRI/in_lavorazione/proof-of-murder/Proof_of_Murder.docx
@@ -2378,6 +2378,56 @@
     </w:p>
     <w:p>
       <w:r>
+        <w:t>Diane got up. She crossed to the window and stood with her back to the room, and Maggie let her have the silence, because there was nothing useful to put into it.</w:t>
+      </w:r>
+    </w:p>
+    <w:p>
+      <w:r>
+        <w:t>"Do you know what I've been doing for two weeks?" Diane said at last. "I've been going through his shirts. Every one. Checking the collars." She laughed, and it came out badly. "Forty one years married and I stood in my own laundry room holding my dead husband's shirts up to the light looking for lipstick, because that was the only story I could think of that explained a man who stopped sleeping and stopped talking and started going out at eleven at night without saying where."</w:t>
+      </w:r>
+    </w:p>
+    <w:p>
+      <w:r>
+        <w:t>"Diane."</w:t>
+      </w:r>
+    </w:p>
+    <w:p>
+      <w:r>
+        <w:t>"I was so certain." She turned around. Her eyes were dry, which was somehow worse. "I had a whole life built for it. I knew how I was going to feel at the funeral, I knew which of my friends I'd tell and which I wouldn't. I had it all arranged, Maggie, I had grieved a marriage that never happened, and now you're standing in my sitting room telling me he was frightened. That he was carrying something so heavy it kept him up at night, in this house, twelve feet from me, and he never said a word."</w:t>
+      </w:r>
+    </w:p>
+    <w:p>
+      <w:r>
+        <w:t>"Maybe he couldn't."</w:t>
+      </w:r>
+    </w:p>
+    <w:p>
+      <w:r>
+        <w:t>"He could have." It came out flat and certain. "That's the part. He could have. He chose not to, and I've spent two weeks angry at him for the wrong reason entirely, and now I don't even get to be angry properly, because how do you stay angry at a man who was that afraid?" She pressed the back of her wrist briefly against her mouth. "I'd rather it had been a woman. God forgive me. At least then he'd have been happy about something."</w:t>
+      </w:r>
+    </w:p>
+    <w:p>
+      <w:r>
+        <w:t>Maggie stayed where she was. She had learned, in three years of people saying the wrong kind and the right kind of thing to her about Rose, that the worst instinct was to reach for a person too early.</w:t>
+      </w:r>
+    </w:p>
+    <w:p>
+      <w:r>
+        <w:t>"He wasn't a bad man," Diane said, quieter. "I need you to know that, whatever comes out of this. Whatever he did or let happen, he wasn't a bad man. He was a weak one, and he knew it, and I think he'd been trying to stop being one right at the end. That's not nothing, is it? Trying at the end?"</w:t>
+      </w:r>
+    </w:p>
+    <w:p>
+      <w:r>
+        <w:t>"No," Maggie said. "It isn't nothing."</w:t>
+      </w:r>
+    </w:p>
+    <w:p>
+      <w:r>
+        <w:t>Diane nodded once, twice, and then seemed to gather herself all at once, the way women of her generation did, folding the whole thing away somewhere to be dealt with privately later.</w:t>
+      </w:r>
+    </w:p>
+    <w:p>
+      <w:r>
         <w:t>"I heard him on the phone two nights before he died," Diane said, as if reciting something she'd told herself so many times it had worn smooth, like a stone. "I told you that already, at the Grange. He said he couldn't carry it anymore. He said he needed to make it right before the festival." Her voice cracked on the last word. "I thought. God help me, Maggie, I thought it was another woman. I thought my husband of thirty-one years had found somebody else, and he was trying to work out how to leave me gently, and I was so ashamed of even thinking it that I never said a word to anyone, not even Bill Torres, because I didn't want it written down somewhere, I didn't want it to be true just because I'd said it out loud."</w:t>
       </w:r>
     </w:p>
@@ -2751,7 +2801,67 @@
     </w:p>
     <w:p>
       <w:r>
-        <w:t>"I need her pharmacy records," Maggie said finally. "Whoever filled that prescription would know if anything was off."</w:t>
+        <w:t>She had him drop her at the house instead of the bakery.</w:t>
+      </w:r>
+    </w:p>
+    <w:p>
+      <w:r>
+        <w:t>She hadn't been inside her mother's place in eight days, and it had the particular stillness of a house where somebody had stopped living rather than moved out, the mail she'd already collected stacked on the hall table, the clock over the stove still keeping perfect time because Rose had bought the kind that ran on a battery and Maggie had never once thought to let it stop.</w:t>
+      </w:r>
+    </w:p>
+    <w:p>
+      <w:r>
+        <w:t>She went upstairs to the bathroom and opened the medicine cabinet, and stood there looking at it for a while.</w:t>
+      </w:r>
+    </w:p>
+    <w:p>
+      <w:r>
+        <w:t>Three years. She had told herself a dozen times that she would clear it out, and every time she had closed the door instead. A tube of the hand cream Rose used after a long day at the ovens, dried solid in its cap. A box of adhesive bandages. A bottle of aspirin with an expiration date that had come and gone while nobody was watching.</w:t>
+      </w:r>
+    </w:p>
+    <w:p>
+      <w:r>
+        <w:t>And on the second shelf, exactly where it had always been, the amber prescription bottle, mostly empty, the label soft and slightly lifted at one corner. ROSE M. DOYLE. LISINOPRIL 10MG. TAKE ONE TABLET DAILY.</w:t>
+      </w:r>
+    </w:p>
+    <w:p>
+      <w:r>
+        <w:t>Maggie picked it up carefully, by the cap, the way she'd seen the technicians handle things in her own kitchen, and it struck her as absurd, the sudden reflex of it, that she was standing in her mother's bathroom treating her mother's medicine like evidence.</w:t>
+      </w:r>
+    </w:p>
+    <w:p>
+      <w:r>
+        <w:t>Except it might be.</w:t>
+      </w:r>
+    </w:p>
+    <w:p>
+      <w:r>
+        <w:t>She set it back down without opening it, took a photograph of the label with her phone, and then, because she couldn't help herself, another of the whole shelf. Then she sat down on the edge of the tub in the yellow light and let herself think, for the first time in eight days, about the last conversation she'd had with her mother.</w:t>
+      </w:r>
+    </w:p>
+    <w:p>
+      <w:r>
+        <w:t>It had been a Tuesday, on the phone, from her apartment in Boston. Rose had sounded tired. Maggie remembered being impatient, remembered a pot on the stove she'd been watching while she half listened. Rose had said something about committee business being more complicated than she'd expected, and Maggie had said, *Mom, you're seventy percent of the reason that festival happens, tell them to figure it out themselves for once.* And Rose had laughed and let it go and asked about the pastry program instead.</w:t>
+      </w:r>
+    </w:p>
+    <w:p>
+      <w:r>
+        <w:t>Tell them to figure it out themselves.</w:t>
+      </w:r>
+    </w:p>
+    <w:p>
+      <w:r>
+        <w:t>Maggie put her face in her hands for a moment, and then she got up, and washed her face in the cold tap, and went back down the stairs and locked the house behind her, and did not cry until she was in her own kitchen with the door shut.</w:t>
+      </w:r>
+    </w:p>
+    <w:p>
+      <w:r>
+        <w:t>She called Nate that evening, when the light had gone out of the kitchen windows and the ovens had been cold for an hour.</w:t>
+      </w:r>
+    </w:p>
+    <w:p>
+      <w:r>
+        <w:t>"I need her pharmacy records," Maggie said. "Whoever filled that prescription would know if anything was off. And Nate, the bottle's still in her medicine cabinet. It's been sitting on that shelf for three years."</w:t>
       </w:r>
     </w:p>
     <w:p>
@@ -3099,6 +3209,66 @@
     </w:p>
     <w:p>
       <w:r>
+        <w:t>Del walked her out to the car, and at the door of the truck he stopped her with a hand on the frame.</w:t>
+      </w:r>
+    </w:p>
+    <w:p>
+      <w:r>
+        <w:t>"One more thing, and then I'll let you go, because it's been bothering me since you sat down." He squinted off toward the ridge. "Your mother came in on her own, that last time. Late October, I want to say, close to the end. She didn't need a refill, she'd have had thirty days left on the ninety day supply. She came in and asked me a question."</w:t>
+      </w:r>
+    </w:p>
+    <w:p>
+      <w:r>
+        <w:t>"What question?"</w:t>
+      </w:r>
+    </w:p>
+    <w:p>
+      <w:r>
+        <w:t>"She asked me how a person would know," Del said, "if the pills in a bottle weren't the pills on the label."</w:t>
+      </w:r>
+    </w:p>
+    <w:p>
+      <w:r>
+        <w:t>Maggie's hand went still on the door handle.</w:t>
+      </w:r>
+    </w:p>
+    <w:p>
+      <w:r>
+        <w:t>"I told her the truth, which is that for most of them you wouldn't, not by looking. Different manufacturers stamp different markings, sizes vary, but if you don't know what yours are supposed to look like in the first place you'd never notice a swap. I told her to bring the bottle in and I'd check it against the log for her." He shook his head slowly. "She said she would. She never did. And I never followed up, because people ask pharmacists odd questions all day long and half of them are about a magazine article they read. I filed it under that."</w:t>
+      </w:r>
+    </w:p>
+    <w:p>
+      <w:r>
+        <w:t>"Did you tell anyone? After."</w:t>
+      </w:r>
+    </w:p>
+    <w:p>
+      <w:r>
+        <w:t>"Who would I have told?" It came out with real bitterness, the first Maggie had heard from him. "Bill Torres, that a woman who died of a heart attack had asked me a general question about pill identification a few weeks earlier? I'd have been the crank pharmacist wasting the chief's afternoon. So I didn't. And then a year went by, and then two." He let go of the truck door. "You put that in front of your deputy along with the rest. It's not proof. But it's not nothing either, and I'd rather be a crank in a courtroom than keep sitting on it out here."</w:t>
+      </w:r>
+    </w:p>
+    <w:p>
+      <w:r>
+        <w:t>Maggie found she couldn't answer for a second. Her mother, standing at that pharmacy counter in the last weeks of her life, holding a suspicion she hadn't been able to prove and hadn't been able to let go of, asking the only expert she trusted the one question that mattered, and getting an answer three weeks too late to save her.</w:t>
+      </w:r>
+    </w:p>
+    <w:p>
+      <w:r>
+        <w:t>*She knew,* Maggie thought. *Not everything. But she knew enough to be afraid, and she went and asked anyway.*</w:t>
+      </w:r>
+    </w:p>
+    <w:p>
+      <w:r>
+        <w:t>"She'd have liked that you told me," she said finally. "She never could stand a thing left half asked."</w:t>
+      </w:r>
+    </w:p>
+    <w:p>
+      <w:r>
+        <w:t>Del smiled at that, small and sad. "No," he agreed. "She surely could not."</w:t>
+      </w:r>
+    </w:p>
+    <w:p>
+      <w:r>
         <w:t>She thanked him, left the box of cookies on his counter despite his protests, and drove back toward town with the windows down and the cool September air pouring through the cab, Main Street already strung with bunting for the festival now only days away, banners reading CEDAR HOLLOW FOUNDER'S DAY snapping gently over the sidewalks where vendors were beginning to stake out their tents.</w:t>
       </w:r>
     </w:p>
@@ -4387,6 +4557,56 @@
     </w:p>
     <w:p>
       <w:r>
+        <w:t>Nate was suspended with pay on the Monday.</w:t>
+      </w:r>
+    </w:p>
+    <w:p>
+      <w:r>
+        <w:t>It came down as a two line letter from the county, pending a review board hearing into his conduct during the investigation, specifically the twenty six hours he had held back the coroner's preliminary finding from his own chief in order to give Maggie time. He brought the letter to the bakery himself, folded once in his shirt pocket, and set it on the counter between them like a man laying down a hand of cards he already knew he'd lose.</w:t>
+      </w:r>
+    </w:p>
+    <w:p>
+      <w:r>
+        <w:t>"You did that for me," Maggie said. Her throat had gone tight. "I didn't ask you to."</w:t>
+      </w:r>
+    </w:p>
+    <w:p>
+      <w:r>
+        <w:t>"No, you didn't." He turned his coffee cup a quarter turn on the saucer. "I want to be straight with you, because I think you'll assume it was gallantry and then feel guilty about it for a year. It wasn't. I held that report because I'd watched Bill Torres decide on a suspect inside of six hours, and I knew that once the coroner's finding hit his desk he was going to use it to close a door instead of open one. I made a judgment call about my own chief. That's the part they'll write me up for, and honestly, that's the part they should write me up for."</w:t>
+      </w:r>
+    </w:p>
+    <w:p>
+      <w:r>
+        <w:t>"Will you lose the badge?"</w:t>
+      </w:r>
+    </w:p>
+    <w:p>
+      <w:r>
+        <w:t>"Probably not." He said it evenly. "I'll get a letter in my file and a month of somebody watching me fill out paperwork. It'll follow me if I ever want to be chief anywhere in this county." He looked up at her then, and something in his face eased. "Ask me if I'd do it again."</w:t>
+      </w:r>
+    </w:p>
+    <w:p>
+      <w:r>
+        <w:t>"Would you?"</w:t>
+      </w:r>
+    </w:p>
+    <w:p>
+      <w:r>
+        <w:t>"Yes," Nate said. "But not because it was you. Because it was right, and I'd have wanted somebody to do it for anybody in that chair." A pause. "It being you didn't hurt."</w:t>
+      </w:r>
+    </w:p>
+    <w:p>
+      <w:r>
+        <w:t>The review board met eleven days later behind a closed door in Rutland for ninety minutes, and Priya Adjei sent them a written statement that Maggie never saw and Nate would only describe as *unhelpfully complimentary.* The letter went in his file. He was back in uniform before the leaves turned.</w:t>
+      </w:r>
+    </w:p>
+    <w:p>
+      <w:r>
+        <w:t>***</w:t>
+      </w:r>
+    </w:p>
+    <w:p>
+      <w:r>
         <w:t>Chief Bill Torres called a press conference on the courthouse steps four days later, in his dress uniform, his face gray under the September sun. He read from a prepared statement about the diligent work of the Vermont State Police, about Denise Cobb's arrest on two counts of murder and multiple counts of fraud and embezzlement, about the department's commitment to justice for the Pruitt and Doyle families.</w:t>
       </w:r>
     </w:p>
@@ -4552,6 +4772,46 @@
     <w:p>
       <w:r>
         <w:t>She underlined it once, then didn't add anything else, because there wasn't anything else that needed saying, and slid the card into the box, right behind her mother's, where it fit like it had always been waiting for a place there.</w:t>
+      </w:r>
+    </w:p>
+    <w:p>
+      <w:r>
+        <w:t>She was still sitting there when Eleanor Vance let herself in through the front, having apparently decided that the CLOSED sign did not apply to a woman who had taught most of the town to read.</w:t>
+      </w:r>
+    </w:p>
+    <w:p>
+      <w:r>
+        <w:t>"I didn't want to give you this out there," Eleanor said, "with everybody watching your face."</w:t>
+      </w:r>
+    </w:p>
+    <w:p>
+      <w:r>
+        <w:t>She put a photograph on the worktable. It was old, the colors gone warm and slightly orange the way they do, and it showed two women in aprons standing in this kitchen in front of an oven that had been replaced twice since, both of them laughing at something outside the frame. One of them was Rose, maybe forty, flour to the elbows. The other was Eleanor, thirty years younger and caught mid laugh with her head thrown back.</w:t>
+      </w:r>
+    </w:p>
+    <w:p>
+      <w:r>
+        <w:t>"Nineteen ninety four," Eleanor said. "The year she let me help with the Founder's Day order and I ruined nine dozen rolls. She never let me forget it and she never once let me stop helping." She smoothed the photograph flat with two fingers. "I've had it in a drawer since the funeral because I couldn't decide whether it belonged to me or to you. I've decided."</w:t>
+      </w:r>
+    </w:p>
+    <w:p>
+      <w:r>
+        <w:t>Maggie looked at her mother's face, unguarded and mid laugh and entirely unaware of anything that was coming, and found that it didn't hurt the way she'd braced for. It just was.</w:t>
+      </w:r>
+    </w:p>
+    <w:p>
+      <w:r>
+        <w:t>"Thank you," she said.</w:t>
+      </w:r>
+    </w:p>
+    <w:p>
+      <w:r>
+        <w:t>"Put it where you can see it while you work," Eleanor said. "That's what kitchens are for." She patted Maggie's shoulder once, briskly, the way she'd probably patted four decades of shoulders, and let herself out.</w:t>
+      </w:r>
+    </w:p>
+    <w:p>
+      <w:r>
+        <w:t>Maggie propped the photograph against the flour bin, where the light from the back window would find it every morning at about half past five.</w:t>
       </w:r>
     </w:p>
     <w:p>
